--- a/res/synthetic_fascicoli/fascicoli/fascicolo_sintetico_033/sentenza.docx
+++ b/res/synthetic_fascicoli/fascicoli/fascicolo_sintetico_033/sentenza.docx
@@ -338,7 +338,7 @@
               <w:rStyle w:val="PlaceholderText"/>
               <w:lang w:val="en-US"/>
             </w:rPr>
-            <w:t>519/2025</w:t>
+            <w:t/>
           </w:r>
         </w:sdtContent>
       </w:sdt>
@@ -400,7 +400,7 @@
               <w:rStyle w:val="PlaceholderText"/>
               <w:lang w:val="en-US"/>
             </w:rPr>
-            <w:t>Paolo Ana Neri</w:t>
+            <w:t>Beatriz Ana Almeida-Souza, Antonio Rodrigues</w:t>
           </w:r>
         </w:sdtContent>
       </w:sdt>
@@ -444,7 +444,7 @@
               <w:rStyle w:val="PlaceholderText"/>
               <w:lang w:val="en-US"/>
             </w:rPr>
-            <w:t>Paolo Neri, Matteo Gallo</w:t>
+            <w:t>Mateus Silva, Carolina Oliveira</w:t>
           </w:r>
         </w:sdtContent>
       </w:sdt>
@@ -805,7 +805,7 @@
             <w:rPr>
               <w:rStyle w:val="PlaceholderText"/>
             </w:rPr>
-            <w:t>13-07-2024</w:t>
+            <w:t/>
           </w:r>
         </w:sdtContent>
       </w:sdt>
@@ -950,7 +950,7 @@
             <w:rPr>
               <w:rStyle w:val="PlaceholderText"/>
             </w:rPr>
-            <w:t>SI</w:t>
+            <w:t/>
           </w:r>
         </w:sdtContent>
       </w:sdt>
@@ -1034,7 +1034,7 @@
             <w:rPr>
               <w:rStyle w:val="PlaceholderText"/>
             </w:rPr>
-            <w:t>Paolo Carlo Neri</w:t>
+            <w:t>Fernanda Maria Souza</w:t>
           </w:r>
         </w:sdtContent>
       </w:sdt>
@@ -1092,7 +1092,7 @@
               <w:rStyle w:val="PlaceholderText"/>
               <w:lang w:val="en-US"/>
             </w:rPr>
-            <w:t>Mantova</w:t>
+            <w:t>Brescia</w:t>
           </w:r>
         </w:sdtContent>
       </w:sdt>
@@ -1149,7 +1149,7 @@
               <w:rStyle w:val="PlaceholderText"/>
               <w:lang w:val="en-US"/>
             </w:rPr>
-            <w:t>13-05-1922</w:t>
+            <w:t>03-08-1954</w:t>
           </w:r>
         </w:sdtContent>
       </w:sdt>
@@ -1368,7 +1368,7 @@
               <w:rStyle w:val="PlaceholderText"/>
               <w:lang w:val="en-US"/>
             </w:rPr>
-            <w:t>Linea di discendenza ricostruita da certificati esteri e italiani allegati al fascicolo. Linea di discendenza allegata: Paolo Carlo Neri -&gt; Marco Moretti -&gt; Paolo Ana Neri</w:t>
+            <w:t>Linea di discendenza allegata: Fernanda Maria Souza -&gt; Juliana Luz Oliveira -&gt; Antonio Rodrigues -&gt; Beatriz Ana Almeida</w:t>
           </w:r>
         </w:sdtContent>
       </w:sdt>
@@ -2513,7 +2513,7 @@
               <w:rStyle w:val="PlaceholderText"/>
               <w:lang w:val="en-US"/>
             </w:rPr>
-            <w:t>Quest'ultima norma non si applica dunque al presente ricorso, iscritto a ruolo prima del 27.3.25.</w:t>
+            <w:t/>
           </w:r>
         </w:p>
       </w:sdtContent>
@@ -2977,7 +2977,7 @@
               <w:rFonts w:ascii="Garamond" w:hAnsi="Garamond"/>
               <w:bCs/>
             </w:rPr>
-            <w:t>4.2. La domanda presentata iure matrimonii è improcedibile.</w:t>
+            <w:t/>
           </w:r>
           <w:proofErr w:type="spellStart"/>
           <w:proofErr w:type="spellEnd"/>
@@ -3013,7 +3013,7 @@
               <w:rFonts w:ascii="Garamond" w:hAnsi="Garamond"/>
               <w:bCs/>
             </w:rPr>
-            <w:t>La giurisprudenza, infatti, ha ammesso la domanda iure sanguinis in ragione delle note liste d'attesa dinanzi ai Consolati italiani, ma nessuna deroga è stata prevista per la cittadinanza acquisita tramite matrimonio (da chiedere prima in via amministrativa, cfr. Direttiva del Ministero dell'Interno n. 12A04741 del 7.3.12). Inoltre, l'art. 4 co. 5 II periodo del D.Lgs. n. 13/17 (sopra riportato) ha disciplinato la competenza territoriale con esclusivo riguardo al Comune di nascita dell'avo, ossia per la cittadinanza ottenuta in virtù della discendenza. Occorre infine considerare che, fino al passaggio in giudicato di questa sentenza, non può dirsi definitivamente acquisito lo status di cittadino del coniuge, presupposto necessario della domanda per matrimonio.</w:t>
+            <w:t/>
           </w:r>
           <w:proofErr w:type="spellStart"/>
           <w:proofErr w:type="spellEnd"/>
@@ -3247,7 +3247,9 @@
               <w:rStyle w:val="PlaceholderText"/>
               <w:lang w:val="en-US"/>
             </w:rPr>
-            <w:t>Paolo Ana Neri, nato/a a Porto Alegre il 02-08-1987</w:t>
+            <w:t>Beatriz Ana Almeida-Souza, nata a Porto Alegre il 07-12-1963</w:t>
+            <w:br/>
+            <w:t>Antonio Rodrigues, nato a Brasilia il 17-01-1945</w:t>
           </w:r>
         </w:p>
       </w:sdtContent>
@@ -3294,7 +3296,7 @@
             <w:rPr>
               <w:rStyle w:val="PlaceholderText"/>
             </w:rPr>
-            <w:t>è cittadino/a italiano/a</w:t>
+            <w:t>sono cittadini italiani</w:t>
           </w:r>
         </w:sdtContent>
       </w:sdt>
@@ -3397,7 +3399,7 @@
               <w:rStyle w:val="PlaceholderText"/>
               <w:lang w:val="en-US"/>
             </w:rPr>
-            <w:t>dichiara improcedibile la domanda presentata da Matteo Gallo;</w:t>
+            <w:t/>
           </w:r>
         </w:p>
       </w:sdtContent>
